--- a/research/sci-publication-plan/p1/submission/supplementary_material.docx
+++ b/research/sci-publication-plan/p1/submission/supplementary_material.docx
@@ -2,7 +2,7 @@
 <file path=word/document.xml><?xml version="1.0" encoding="utf-8"?>
 <w:document xmlns:w="http://schemas.openxmlformats.org/wordprocessingml/2006/main" xmlns:m="http://schemas.openxmlformats.org/officeDocument/2006/math" xmlns:r="http://schemas.openxmlformats.org/officeDocument/2006/relationships" xmlns:o="urn:schemas-microsoft-com:office:office" xmlns:v="urn:schemas-microsoft-com:vml" xmlns:w10="urn:schemas-microsoft-com:office:word" xmlns:a="http://schemas.openxmlformats.org/drawingml/2006/main" xmlns:pic="http://schemas.openxmlformats.org/drawingml/2006/picture" xmlns:wp="http://schemas.openxmlformats.org/drawingml/2006/wordprocessingDrawing">
   <w:body>
-    <w:bookmarkStart w:id="28" w:name="supplementary-material"/>
+    <w:bookmarkStart w:id="29" w:name="supplementary-material"/>
     <w:p>
       <w:pPr>
         <w:pStyle w:val="Heading1"/>
@@ -11,7 +11,7 @@
         <w:t xml:space="preserve">Supplementary material</w:t>
       </w:r>
     </w:p>
-    <w:bookmarkStart w:id="27" w:name="s1-prompts-and-generation-log"/>
+    <w:bookmarkStart w:id="23" w:name="s1-prompts-and-generation-log"/>
     <w:p>
       <w:pPr>
         <w:pStyle w:val="Heading2"/>
@@ -436,11 +436,45 @@
         <w:t xml:space="preserve"> </w:t>
       </w:r>
       <w:r>
-        <w:t xml:space="preserve">## S2 Coding reliability, adjudication and sensitivity analyses</w:t>
+        <w:t xml:space="preserve">### S1.4 Planned follow-up: length-matched control (P3)</w:t>
+      </w:r>
+    </w:p>
+    <w:p>
+      <w:pPr>
+        <w:pStyle w:val="BodyText"/>
+      </w:pPr>
+      <w:r>
+        <w:t xml:space="preserve">P2 differed from P1 in both dress-code content and length. A follow-up will add P3, which appends to P1 a passage of similar length (35 words) with no dress-code content, so that P3 prompts (67–72 words) fall within the P2 range (61–77 words):</w:t>
+      </w:r>
+    </w:p>
+    <w:p>
+      <w:pPr>
+        <w:pStyle w:val="BlockText"/>
+      </w:pPr>
+      <w:r>
+        <w:t xml:space="preserve">The performer stands upright and still, facing the viewer, with the weight evenly balanced. The expression is calm. The figure is centred in the frame, with even margins above the head and below the feet.</w:t>
+      </w:r>
+    </w:p>
+    <w:p>
+      <w:pPr>
+        <w:pStyle w:val="FirstParagraph"/>
+      </w:pPr>
+      <w:r>
+        <w:t xml:space="preserve">P3 against P1 estimates the effect of length; P2 against P3 estimates the effect of dress-code content. A same-day re-run of P1 (one image per cell) will check for drift since the original generation date.</w:t>
       </w:r>
     </w:p>
     <w:bookmarkEnd w:id="22"/>
-    <w:bookmarkStart w:id="23" w:name="Xa45319a86eff6580ae57177e905925c4730b014"/>
+    <w:bookmarkEnd w:id="23"/>
+    <w:bookmarkStart w:id="28" w:name="X34fe3fb9fb75662330973d0fed05837e5664f97"/>
+    <w:p>
+      <w:pPr>
+        <w:pStyle w:val="Heading2"/>
+      </w:pPr>
+      <w:r>
+        <w:t xml:space="preserve">S2 Coding reliability, adjudication and sensitivity analyses</w:t>
+      </w:r>
+    </w:p>
+    <w:bookmarkStart w:id="24" w:name="Xa45319a86eff6580ae57177e905925c4730b014"/>
     <w:p>
       <w:pPr>
         <w:pStyle w:val="Heading3"/>
@@ -866,8 +900,8 @@
         </w:tc>
       </w:tr>
     </w:tbl>
-    <w:bookmarkEnd w:id="23"/>
-    <w:bookmarkStart w:id="24" w:name="s2.2-adjudication"/>
+    <w:bookmarkEnd w:id="24"/>
+    <w:bookmarkStart w:id="25" w:name="s2.2-adjudication"/>
     <w:p>
       <w:pPr>
         <w:pStyle w:val="Heading3"/>
@@ -896,8 +930,8 @@
         <w:t xml:space="preserve">.</w:t>
       </w:r>
     </w:p>
-    <w:bookmarkEnd w:id="24"/>
-    <w:bookmarkStart w:id="25" w:name="Xa0ed25de24ed6eb0eaf5d0b6df5ea63e3b19927"/>
+    <w:bookmarkEnd w:id="25"/>
+    <w:bookmarkStart w:id="26" w:name="Xa0ed25de24ed6eb0eaf5d0b6df5ea63e3b19927"/>
     <w:p>
       <w:pPr>
         <w:pStyle w:val="Heading3"/>
@@ -1373,8 +1407,8 @@
         </w:tc>
       </w:tr>
     </w:tbl>
-    <w:bookmarkEnd w:id="25"/>
-    <w:bookmarkStart w:id="26" w:name="Xa689bb41a304864b0f4eee353bcc2e4c9159566"/>
+    <w:bookmarkEnd w:id="26"/>
+    <w:bookmarkStart w:id="27" w:name="Xa689bb41a304864b0f4eee353bcc2e4c9159566"/>
     <w:p>
       <w:pPr>
         <w:pStyle w:val="Heading3"/>
@@ -1755,9 +1789,9 @@
         <w:t xml:space="preserve">Headwear (D4) is the highest or second-highest dimension in every channel, and cross-cultural substitution (D6) the lowest.</w:t>
       </w:r>
     </w:p>
-    <w:bookmarkEnd w:id="26"/>
     <w:bookmarkEnd w:id="27"/>
     <w:bookmarkEnd w:id="28"/>
+    <w:bookmarkEnd w:id="29"/>
     <w:sectPr/>
   </w:body>
 </w:document>
